--- a/rdm6300-picorv32-rom-data/document/Tom_Tat_Do_An_RDM6300_PicoRV32_SoC.docx
+++ b/rdm6300-picorv32-rom-data/document/Tom_Tat_Do_An_RDM6300_PicoRV32_SoC.docx
@@ -4361,7 +4361,7 @@
           <w:color w:val="0F172A"/>
           <w:sz w:val="26"/>
         </w:rPr>
-        <w:t>PHẦN III: BẢNG ĐỐI CHIẾU NHANH THEO 12 SLIDE BÁO CÁO</w:t>
+        <w:t>PHẦN III: BẢNG ĐỐI CHIẾU NHANH THEO 14 SLIDE BÁO CÁO</w:t>
       </w:r>
     </w:p>
     <w:p>
@@ -4377,7 +4377,7 @@
           <w:color w:val="000000"/>
           <w:sz w:val="22"/>
         </w:rPr>
-        <w:t>Nhằm hỗ trợ theo dõi xuyên suốt quá trình thuyết trình, bảng dưới đây tóm tắt trục nội dung và kết quả chính của từng slide trong bộ slide 12 trang:</w:t>
+        <w:t>Nhằm hỗ trợ theo dõi xuyên suốt quá trình thuyết trình, bảng dưới đây tóm tắt trục nội dung và kết quả chính của từng slide trong bộ slide 14 trang:</w:t>
       </w:r>
     </w:p>
     <w:tbl>
@@ -4607,7 +4607,7 @@
                 <w:color w:val="000000"/>
                 <w:sz w:val="17"/>
               </w:rPr>
-              <w:t>Thông tin học viên, giảng viên hướng dẫn, chuyên ngành Chip Design SEM3.</w:t>
+              <w:t>Thông tin tác giả, đồ án SoC PicoRV32 RFID RDM6300 &amp; SPI Flash, hệ sinh thái EDA.</w:t>
             </w:r>
           </w:p>
         </w:tc>
@@ -4827,7 +4827,7 @@
                 <w:color w:val="000000"/>
                 <w:sz w:val="17"/>
               </w:rPr>
-              <w:t>Sơ đồ kiến trúc vi hệ thống SoC PicoRV32 (1 Master - 5 Slaves, 4MB Flash, 1KB SRAM).</w:t>
+              <w:t>Sơ đồ kiến trúc vi hệ thống SoC PicoRV32 (1 Master - 5 Slaves, 4MB Flash, 1KB SRAM, 32 FIFO).</w:t>
             </w:r>
           </w:p>
         </w:tc>
@@ -4902,7 +4902,7 @@
                 <w:color w:val="000000"/>
                 <w:sz w:val="17"/>
               </w:rPr>
-              <w:t>Phần 3: Kiến Trúc UART RTL</w:t>
+              <w:t>Phần 1: Tổng Quan Sản Phẩm</w:t>
             </w:r>
           </w:p>
         </w:tc>
@@ -4937,7 +4937,7 @@
                 <w:color w:val="000000"/>
                 <w:sz w:val="17"/>
               </w:rPr>
-              <w:t>Bản vẽ 5 tầng UART RTL: CDC 2-FF, 16x Sampler, FIFO 32B, MMIO Non-blocking.</w:t>
+              <w:t>4 trụ cột: RTL chạy firmware C &amp; mở rộng; Firmware C trên chip; FPGA Basys 3; OpenLane ASIC.</w:t>
             </w:r>
           </w:p>
         </w:tc>
@@ -5012,7 +5012,7 @@
                 <w:color w:val="000000"/>
                 <w:sz w:val="17"/>
               </w:rPr>
-              <w:t>Phần 4: Testbench 1 (tb_uart_rtl)</w:t>
+              <w:t>Phần 3: Bảng Memory Map</w:t>
             </w:r>
           </w:p>
         </w:tc>
@@ -5047,7 +5047,7 @@
                 <w:color w:val="000000"/>
                 <w:sz w:val="17"/>
               </w:rPr>
-              <w:t>Dạng sóng mô phỏng Vivado 15.275 µs xác nhận 100% Pass 5 kịch bản phần cứng thuần.</w:t>
+              <w:t>Bảng tra cứu MMIO 0x1000/0x3000/0x4000, Flash Sector 48/49, SRAM 0x0200_0000 trong C/RTL.</w:t>
             </w:r>
           </w:p>
         </w:tc>
@@ -5122,7 +5122,7 @@
                 <w:color w:val="000000"/>
                 <w:sz w:val="17"/>
               </w:rPr>
-              <w:t>Phần 4: Testbench 2 (tb_uart_ping)</w:t>
+              <w:t>Phần 5: Demo Host Console CLI</w:t>
             </w:r>
           </w:p>
         </w:tc>
@@ -5157,7 +5157,7 @@
                 <w:color w:val="000000"/>
                 <w:sz w:val="17"/>
               </w:rPr>
-              <w:t>Kiểm thử tích hợp Boot Flash XIP &amp; Ping; CPU healthy, cpu_trap == 0 suốt 2.086 ms.</w:t>
+              <w:t>Giao diện Host CLI 10 chức năng: Ping, thêm/xóa thẻ, quét ảo, 512 Logs, đồng bộ CSV.</w:t>
             </w:r>
           </w:p>
         </w:tc>
@@ -5232,7 +5232,7 @@
                 <w:color w:val="000000"/>
                 <w:sz w:val="17"/>
               </w:rPr>
-              <w:t>Phần 5: Demo FPGA Thiết Lập</w:t>
+              <w:t>Phần 3: Kiến Trúc UART RTL</w:t>
             </w:r>
           </w:p>
         </w:tc>
@@ -5267,7 +5267,7 @@
                 <w:color w:val="000000"/>
                 <w:sz w:val="17"/>
               </w:rPr>
-              <w:t>Sơ đồ kết nối phần cứng Basys 3: Nguồn 5V MB102 riêng cho RDM6300, trở đệm bảo vệ 1kΩ.</w:t>
+              <w:t>Bản vẽ 5 tầng UART RTL: CDC 2-FF, 16x Sampler, FIFO 32B, MMIO Non-blocking.</w:t>
             </w:r>
           </w:p>
         </w:tc>
@@ -5342,7 +5342,7 @@
                 <w:color w:val="000000"/>
                 <w:sz w:val="17"/>
               </w:rPr>
-              <w:t>Phần 5: Demo FPGA Host CLI</w:t>
+              <w:t>Phần 4: Testbench 1 (tb_uart_rtl)</w:t>
             </w:r>
           </w:p>
         </w:tc>
@@ -5377,7 +5377,7 @@
                 <w:color w:val="000000"/>
                 <w:sz w:val="17"/>
               </w:rPr>
-              <w:t>Giao diện Host Console CLI 10 chức năng; Tra cứu Whitelist, xuất nhập CSV, 512 Logs.</w:t>
+              <w:t>Dạng sóng mô phỏng Vivado 15.275 µs xác nhận 100% Pass 5 kịch bản phần cứng thuần.</w:t>
             </w:r>
           </w:p>
         </w:tc>
@@ -5418,6 +5418,226 @@
                 <w:sz w:val="17"/>
               </w:rPr>
               <w:t>Slide 9</w:t>
+            </w:r>
+          </w:p>
+        </w:tc>
+        <w:tc>
+          <w:tcPr>
+            <w:tcW w:type="dxa" w:w="3744"/>
+            <w:vAlign w:val="center"/>
+            <w:tcMar>
+              <w:top w:w="65" w:type="dxa"/>
+              <w:bottom w:w="65" w:type="dxa"/>
+              <w:left w:w="90" w:type="dxa"/>
+              <w:right w:w="90" w:type="dxa"/>
+            </w:tcMar>
+            <w:shd w:fill="F8FAFC"/>
+            <w:tcBorders>
+              <w:top w:val="single" w:sz="4" w:space="0" w:color="CBD5E1"/>
+              <w:bottom w:val="single" w:sz="4" w:space="0" w:color="CBD5E1"/>
+              <w:left w:val="single" w:sz="4" w:space="0" w:color="CBD5E1"/>
+              <w:right w:val="single" w:sz="4" w:space="0" w:color="CBD5E1"/>
+            </w:tcBorders>
+          </w:tcPr>
+          <w:p>
+            <w:pPr>
+              <w:spacing w:before="30" w:after="30" w:line="252" w:lineRule="auto"/>
+              <w:jc w:val="left"/>
+            </w:pPr>
+            <w:r>
+              <w:rPr>
+                <w:rFonts w:ascii="Times New Roman" w:hAnsi="Times New Roman"/>
+                <w:b w:val="0"/>
+                <w:i w:val="0"/>
+                <w:color w:val="000000"/>
+                <w:sz w:val="17"/>
+              </w:rPr>
+              <w:t>Phần 4: Testbench 2 (tb_uart_ping)</w:t>
+            </w:r>
+          </w:p>
+        </w:tc>
+        <w:tc>
+          <w:tcPr>
+            <w:tcW w:type="dxa" w:w="4349"/>
+            <w:vAlign w:val="center"/>
+            <w:tcMar>
+              <w:top w:w="65" w:type="dxa"/>
+              <w:bottom w:w="65" w:type="dxa"/>
+              <w:left w:w="90" w:type="dxa"/>
+              <w:right w:w="90" w:type="dxa"/>
+            </w:tcMar>
+            <w:shd w:fill="F8FAFC"/>
+            <w:tcBorders>
+              <w:top w:val="single" w:sz="4" w:space="0" w:color="CBD5E1"/>
+              <w:bottom w:val="single" w:sz="4" w:space="0" w:color="CBD5E1"/>
+              <w:left w:val="single" w:sz="4" w:space="0" w:color="CBD5E1"/>
+              <w:right w:val="single" w:sz="4" w:space="0" w:color="CBD5E1"/>
+            </w:tcBorders>
+          </w:tcPr>
+          <w:p>
+            <w:pPr>
+              <w:spacing w:before="30" w:after="30" w:line="252" w:lineRule="auto"/>
+              <w:jc w:val="left"/>
+            </w:pPr>
+            <w:r>
+              <w:rPr>
+                <w:rFonts w:ascii="Times New Roman" w:hAnsi="Times New Roman"/>
+                <w:b w:val="0"/>
+                <w:i w:val="0"/>
+                <w:color w:val="000000"/>
+                <w:sz w:val="17"/>
+              </w:rPr>
+              <w:t>Kiểm thử tích hợp Boot Flash XIP &amp; Ping; CPU healthy, cpu_trap == 0 suốt 2.086 ms.</w:t>
+            </w:r>
+          </w:p>
+        </w:tc>
+      </w:tr>
+      <w:tr>
+        <w:trPr>
+          <w:cantSplit/>
+        </w:trPr>
+        <w:tc>
+          <w:tcPr>
+            <w:tcW w:type="dxa" w:w="1368"/>
+            <w:vAlign w:val="center"/>
+            <w:tcMar>
+              <w:top w:w="65" w:type="dxa"/>
+              <w:bottom w:w="65" w:type="dxa"/>
+              <w:left w:w="90" w:type="dxa"/>
+              <w:right w:w="90" w:type="dxa"/>
+            </w:tcMar>
+            <w:shd w:fill="FFFFFF"/>
+            <w:tcBorders>
+              <w:top w:val="single" w:sz="4" w:space="0" w:color="CBD5E1"/>
+              <w:bottom w:val="single" w:sz="4" w:space="0" w:color="CBD5E1"/>
+              <w:left w:val="single" w:sz="4" w:space="0" w:color="CBD5E1"/>
+              <w:right w:val="single" w:sz="4" w:space="0" w:color="CBD5E1"/>
+            </w:tcBorders>
+          </w:tcPr>
+          <w:p>
+            <w:pPr>
+              <w:spacing w:before="30" w:after="30" w:line="252" w:lineRule="auto"/>
+              <w:jc w:val="center"/>
+            </w:pPr>
+            <w:r>
+              <w:rPr>
+                <w:rFonts w:ascii="Times New Roman" w:hAnsi="Times New Roman"/>
+                <w:b w:val="0"/>
+                <w:i w:val="0"/>
+                <w:color w:val="000000"/>
+                <w:sz w:val="17"/>
+              </w:rPr>
+              <w:t>Slide 10</w:t>
+            </w:r>
+          </w:p>
+        </w:tc>
+        <w:tc>
+          <w:tcPr>
+            <w:tcW w:type="dxa" w:w="3744"/>
+            <w:vAlign w:val="center"/>
+            <w:tcMar>
+              <w:top w:w="65" w:type="dxa"/>
+              <w:bottom w:w="65" w:type="dxa"/>
+              <w:left w:w="90" w:type="dxa"/>
+              <w:right w:w="90" w:type="dxa"/>
+            </w:tcMar>
+            <w:shd w:fill="FFFFFF"/>
+            <w:tcBorders>
+              <w:top w:val="single" w:sz="4" w:space="0" w:color="CBD5E1"/>
+              <w:bottom w:val="single" w:sz="4" w:space="0" w:color="CBD5E1"/>
+              <w:left w:val="single" w:sz="4" w:space="0" w:color="CBD5E1"/>
+              <w:right w:val="single" w:sz="4" w:space="0" w:color="CBD5E1"/>
+            </w:tcBorders>
+          </w:tcPr>
+          <w:p>
+            <w:pPr>
+              <w:spacing w:before="30" w:after="30" w:line="252" w:lineRule="auto"/>
+              <w:jc w:val="left"/>
+            </w:pPr>
+            <w:r>
+              <w:rPr>
+                <w:rFonts w:ascii="Times New Roman" w:hAnsi="Times New Roman"/>
+                <w:b w:val="0"/>
+                <w:i w:val="0"/>
+                <w:color w:val="000000"/>
+                <w:sz w:val="17"/>
+              </w:rPr>
+              <w:t>Phần 5: Demo FPGA Thiết Lập</w:t>
+            </w:r>
+          </w:p>
+        </w:tc>
+        <w:tc>
+          <w:tcPr>
+            <w:tcW w:type="dxa" w:w="4349"/>
+            <w:vAlign w:val="center"/>
+            <w:tcMar>
+              <w:top w:w="65" w:type="dxa"/>
+              <w:bottom w:w="65" w:type="dxa"/>
+              <w:left w:w="90" w:type="dxa"/>
+              <w:right w:w="90" w:type="dxa"/>
+            </w:tcMar>
+            <w:shd w:fill="FFFFFF"/>
+            <w:tcBorders>
+              <w:top w:val="single" w:sz="4" w:space="0" w:color="CBD5E1"/>
+              <w:bottom w:val="single" w:sz="4" w:space="0" w:color="CBD5E1"/>
+              <w:left w:val="single" w:sz="4" w:space="0" w:color="CBD5E1"/>
+              <w:right w:val="single" w:sz="4" w:space="0" w:color="CBD5E1"/>
+            </w:tcBorders>
+          </w:tcPr>
+          <w:p>
+            <w:pPr>
+              <w:spacing w:before="30" w:after="30" w:line="252" w:lineRule="auto"/>
+              <w:jc w:val="left"/>
+            </w:pPr>
+            <w:r>
+              <w:rPr>
+                <w:rFonts w:ascii="Times New Roman" w:hAnsi="Times New Roman"/>
+                <w:b w:val="0"/>
+                <w:i w:val="0"/>
+                <w:color w:val="000000"/>
+                <w:sz w:val="17"/>
+              </w:rPr>
+              <w:t>Sơ đồ kết nối phần cứng Basys 3: Nguồn 5V MB102 riêng cho RDM6300, trở đệm bảo vệ 1kΩ.</w:t>
+            </w:r>
+          </w:p>
+        </w:tc>
+      </w:tr>
+      <w:tr>
+        <w:trPr>
+          <w:cantSplit/>
+        </w:trPr>
+        <w:tc>
+          <w:tcPr>
+            <w:tcW w:type="dxa" w:w="1368"/>
+            <w:vAlign w:val="center"/>
+            <w:tcMar>
+              <w:top w:w="65" w:type="dxa"/>
+              <w:bottom w:w="65" w:type="dxa"/>
+              <w:left w:w="90" w:type="dxa"/>
+              <w:right w:w="90" w:type="dxa"/>
+            </w:tcMar>
+            <w:shd w:fill="F8FAFC"/>
+            <w:tcBorders>
+              <w:top w:val="single" w:sz="4" w:space="0" w:color="CBD5E1"/>
+              <w:bottom w:val="single" w:sz="4" w:space="0" w:color="CBD5E1"/>
+              <w:left w:val="single" w:sz="4" w:space="0" w:color="CBD5E1"/>
+              <w:right w:val="single" w:sz="4" w:space="0" w:color="CBD5E1"/>
+            </w:tcBorders>
+          </w:tcPr>
+          <w:p>
+            <w:pPr>
+              <w:spacing w:before="30" w:after="30" w:line="252" w:lineRule="auto"/>
+              <w:jc w:val="center"/>
+            </w:pPr>
+            <w:r>
+              <w:rPr>
+                <w:rFonts w:ascii="Times New Roman" w:hAnsi="Times New Roman"/>
+                <w:b w:val="0"/>
+                <w:i w:val="0"/>
+                <w:color w:val="000000"/>
+                <w:sz w:val="17"/>
+              </w:rPr>
+              <w:t>Slide 11</w:t>
             </w:r>
           </w:p>
         </w:tc>
@@ -5527,7 +5747,7 @@
                 <w:color w:val="000000"/>
                 <w:sz w:val="17"/>
               </w:rPr>
-              <w:t>Slide 10</w:t>
+              <w:t>Slide 12</w:t>
             </w:r>
           </w:p>
         </w:tc>
@@ -5637,7 +5857,7 @@
                 <w:color w:val="000000"/>
                 <w:sz w:val="17"/>
               </w:rPr>
-              <w:t>Slide 11</w:t>
+              <w:t>Slide 13</w:t>
             </w:r>
           </w:p>
         </w:tc>
@@ -5747,7 +5967,7 @@
                 <w:color w:val="000000"/>
                 <w:sz w:val="17"/>
               </w:rPr>
-              <w:t>Slide 12</w:t>
+              <w:t>Slide 14</w:t>
             </w:r>
           </w:p>
         </w:tc>
@@ -5817,7 +6037,7 @@
                 <w:color w:val="000000"/>
                 <w:sz w:val="17"/>
               </w:rPr>
-              <w:t>4 thành tựu nổi bật của đồ án và lời cảm ơn trân trọng gửi tới Quý Thầy Cô cùng độc giả.</w:t>
+              <w:t>4 thành tựu nổi bật của đồ án, link GitHub repository và lời cảm ơn trân trọng.</w:t>
             </w:r>
           </w:p>
         </w:tc>
